--- a/07_docs/Пояснительная_записка_ИНГОССЕМЬЯ.docx
+++ b/07_docs/Пояснительная_записка_ИНГОССЕМЬЯ.docx
@@ -6806,7 +6806,7 @@
           <wp:inline distT="0" distB="0" distL="0" distR="0">
             <wp:extent cx="5715000" cy="2924175"/>
             <wp:effectExtent t="0" r="0" b="0" l="0"/>
-            <wp:docPr id="1" name="Пользовательский сценарий" descr="Пользовательский сценарий" title="Пользовательский сценарий"/>
+            <wp:docPr id="1" name="Пользовательский сценарий" descr="" title="Пользовательский сценарий"/>
             <wp:cNvGraphicFramePr>
               <a:graphicFrameLocks xmlns:a="http://schemas.openxmlformats.org/drawingml/2006/main" noChangeAspect="1"/>
             </wp:cNvGraphicFramePr>
@@ -6869,7 +6869,7 @@
           <wp:inline distT="0" distB="0" distL="0" distR="0">
             <wp:extent cx="5715000" cy="3276600"/>
             <wp:effectExtent t="0" r="0" b="0" l="0"/>
-            <wp:docPr id="1" name="Сервисный блупринт" descr="Сервисный блупринт" title="Сервисный блупринт"/>
+            <wp:docPr id="1" name="Сервисный блупринт" descr="" title="Сервисный блупринт"/>
             <wp:cNvGraphicFramePr>
               <a:graphicFrameLocks xmlns:a="http://schemas.openxmlformats.org/drawingml/2006/main" noChangeAspect="1"/>
             </wp:cNvGraphicFramePr>
@@ -8084,7 +8084,7 @@
           <wp:inline distT="0" distB="0" distL="0" distR="0">
             <wp:extent cx="5715000" cy="3343275"/>
             <wp:effectExtent t="0" r="0" b="0" l="0"/>
-            <wp:docPr id="1" name="Архитектура MVP" descr="Архитектура MVP" title="Архитектура MVP"/>
+            <wp:docPr id="1" name="Архитектура MVP" descr="" title="Архитектура MVP"/>
             <wp:cNvGraphicFramePr>
               <a:graphicFrameLocks xmlns:a="http://schemas.openxmlformats.org/drawingml/2006/main" noChangeAspect="1"/>
             </wp:cNvGraphicFramePr>
@@ -10016,23 +10016,23 @@
           <w:sz w:val="24"/>
           <w:szCs w:val="24"/>
         </w:rPr>
-        <w:t xml:space="preserve">Модель посчитана в Python (</w:t>
-      </w:r>
-      <w:r>
-        <w:rPr>
-          <w:rFonts w:ascii="Times New Roman" w:cs="Times New Roman" w:eastAsia="Times New Roman" w:hAnsi="Times New Roman"/>
-          <w:sz w:val="24"/>
-          <w:szCs w:val="24"/>
-        </w:rPr>
-        <w:t xml:space="preserve">05_finance/model.py</w:t>
-      </w:r>
-      <w:r>
-        <w:rPr>
-          <w:rFonts w:ascii="Times New Roman" w:cs="Times New Roman" w:eastAsia="Times New Roman" w:hAnsi="Times New Roman"/>
-          <w:sz w:val="24"/>
-          <w:szCs w:val="24"/>
-        </w:rPr>
-        <w:t xml:space="preserve">) и целиком повторена формулами в файле «Финансовая_модель_ИНГОССЕМЬЯ.xlsx». Горизонт 60 месяцев, ставка дисконтирования 22% [допущение]. Кейс финмодель не требует, мы приводим ее потому, что она изменила продукт.</w:t>
+        <w:t xml:space="preserve">Модель построена на формулах Excel в файле «Финансовая_модель_ИНГОССЕМЬЯ.xlsx».</w:t>
+      </w:r>
+      <w:r>
+        <w:rPr>
+          <w:rFonts w:ascii="Times New Roman" w:cs="Times New Roman" w:eastAsia="Times New Roman" w:hAnsi="Times New Roman"/>
+          <w:sz w:val="24"/>
+          <w:szCs w:val="24"/>
+        </w:rPr>
+        <w:t xml:space="preserve"/>
+      </w:r>
+      <w:r>
+        <w:rPr>
+          <w:rFonts w:ascii="Times New Roman" w:cs="Times New Roman" w:eastAsia="Times New Roman" w:hAnsi="Times New Roman"/>
+          <w:sz w:val="24"/>
+          <w:szCs w:val="24"/>
+        </w:rPr>
+        <w:t xml:space="preserve"> Горизонт 60 месяцев, ставка дисконтирования 22% [допущение]. Кейс финмодель не требует, мы приводим ее потому, что она изменила продукт.</w:t>
       </w:r>
     </w:p>
     <w:tbl>
@@ -14787,7 +14787,7 @@
           <wp:inline distT="0" distB="0" distL="0" distR="0">
             <wp:extent cx="5715000" cy="3343275"/>
             <wp:effectExtent t="0" r="0" b="0" l="0"/>
-            <wp:docPr id="1" name="Дорожная карта MVP" descr="Дорожная карта MVP" title="Дорожная карта MVP"/>
+            <wp:docPr id="1" name="Дорожная карта MVP" descr="" title="Дорожная карта MVP"/>
             <wp:cNvGraphicFramePr>
               <a:graphicFrameLocks xmlns:a="http://schemas.openxmlformats.org/drawingml/2006/main" noChangeAspect="1"/>
             </wp:cNvGraphicFramePr>
@@ -17816,15 +17816,15 @@
           <w:sz w:val="24"/>
           <w:szCs w:val="24"/>
         </w:rPr>
-        <w:t xml:space="preserve">05_finance/model.py</w:t>
-      </w:r>
-      <w:r>
-        <w:rPr>
-          <w:rFonts w:ascii="Times New Roman" w:cs="Times New Roman" w:eastAsia="Times New Roman" w:hAnsi="Times New Roman"/>
-          <w:sz w:val="24"/>
-          <w:szCs w:val="24"/>
-        </w:rPr>
-        <w:t xml:space="preserve">, «Финансовая_модель_ИНГОССЕМЬЯ.xlsx», «Фактчек_ресурсов_рынка_и_болей.docx», «Фактчек_цифр_сегмента.docx», «Проверка_правовых_норм.docx», «Льготы_ветеранов_СВО_и_ветеранов.docx».</w:t>
+        <w:t xml:space="preserve"/>
+      </w:r>
+      <w:r>
+        <w:rPr>
+          <w:rFonts w:ascii="Times New Roman" w:cs="Times New Roman" w:eastAsia="Times New Roman" w:hAnsi="Times New Roman"/>
+          <w:sz w:val="24"/>
+          <w:szCs w:val="24"/>
+        </w:rPr>
+        <w:t xml:space="preserve">«Финансовая_модель_ИНГОССЕМЬЯ.xlsx», «Фактчек_ресурсов_рынка_и_болей.docx», «Фактчек_цифр_сегмента.docx», «Проверка_правовых_норм.docx», «Льготы_ветеранов_СВО_и_ветеранов.docx».</w:t>
       </w:r>
     </w:p>
     <w:sectPr>
@@ -17839,10 +17839,6 @@
     </w:sectPr>
   </w:body>
 </w:document>
-</file>
-
-<file path=word/comments.xml><?xml version="1.0" encoding="utf-8"?>
-<w:comments xmlns:cx="http://schemas.microsoft.com/office/drawing/2014/chartex" xmlns:cx1="http://schemas.microsoft.com/office/drawing/2015/9/8/chartex" xmlns:cx2="http://schemas.microsoft.com/office/drawing/2015/10/21/chartex" xmlns:cx3="http://schemas.microsoft.com/office/drawing/2016/5/9/chartex" xmlns:cx4="http://schemas.microsoft.com/office/drawing/2016/5/10/chartex" xmlns:cx5="http://schemas.microsoft.com/office/drawing/2016/5/11/chartex" xmlns:cx6="http://schemas.microsoft.com/office/drawing/2016/5/12/chartex" xmlns:cx7="http://schemas.microsoft.com/office/drawing/2016/5/13/chartex" xmlns:cx8="http://schemas.microsoft.com/office/drawing/2016/5/14/chartex" xmlns:mc="http://schemas.openxmlformats.org/markup-compatibility/2006" xmlns:aink="http://schemas.microsoft.com/office/drawing/2016/ink" xmlns:am3d="http://schemas.microsoft.com/office/drawing/2017/model3d" xmlns:o="urn:schemas-microsoft-com:office:office" xmlns:r="http://schemas.openxmlformats.org/officeDocument/2006/relationships" xmlns:m="http://schemas.openxmlformats.org/officeDocument/2006/math" xmlns:v="urn:schemas-microsoft-com:vml" xmlns:wp14="http://schemas.microsoft.com/office/word/2010/wordprocessingDrawing" xmlns:wp="http://schemas.openxmlformats.org/drawingml/2006/wordprocessingDrawing" xmlns:w10="urn:schemas-microsoft-com:office:word" xmlns:w="http://schemas.openxmlformats.org/wordprocessingml/2006/main" xmlns:w14="http://schemas.microsoft.com/office/word/2010/wordml" xmlns:w15="http://schemas.microsoft.com/office/word/2012/wordml" xmlns:w16cex="http://schemas.microsoft.com/office/word/2018/wordml/cex" xmlns:w16cid="http://schemas.microsoft.com/office/word/2016/wordml/cid" xmlns:w16="http://schemas.microsoft.com/office/word/2018/wordml" xmlns:w16sdtdh="http://schemas.microsoft.com/office/word/2020/wordml/sdtdatahash" xmlns:w16se="http://schemas.microsoft.com/office/word/2015/wordml/symex" xmlns:wpg="http://schemas.microsoft.com/office/word/2010/wordprocessingGroup" xmlns:wpi="http://schemas.microsoft.com/office/word/2010/wordprocessingInk" xmlns:wne="http://schemas.microsoft.com/office/word/2006/wordml" xmlns:wps="http://schemas.microsoft.com/office/word/2010/wordprocessingShape"/>
 </file>
 
 <file path=word/endnotes.xml><?xml version="1.0" encoding="utf-8"?>
